--- a/downloads/documents/05 Materials/Unit 02/Slides/Slides 02.05 - Goals and the Five-Step Decision Model.docx
+++ b/downloads/documents/05 Materials/Unit 02/Slides/Slides 02.05 - Goals and the Five-Step Decision Model.docx
@@ -249,7 +249,7 @@
         <w:t xml:space="preserve"> </w:t>
       </w:r>
       <w:r>
-        <w:t xml:space="preserve">Notes: Students copy the two definitions onto page 1.</w:t>
+        <w:t xml:space="preserve">Notes: The two definitions are printed at the top of page 1. Students read them there.</w:t>
       </w:r>
     </w:p>
     <w:p>
@@ -1022,7 +1022,7 @@
         <w:pStyle w:val="Compact"/>
       </w:pPr>
       <w:r>
-        <w:t xml:space="preserve">Then decide, defend it in two sentences, and set a look-back date</w:t>
+        <w:t xml:space="preserve">Then decide, explain it in two sentences, and set a look-back date</w:t>
       </w:r>
       <w:r>
         <w:t xml:space="preserve"> </w:t>
@@ -1378,7 +1378,7 @@
         <w:pStyle w:val="Compact"/>
       </w:pPr>
       <w:r>
-        <w:t xml:space="preserve">Decision grid: three options, rows from your own sheets, every cell filled, a defended decision, a look-back date</w:t>
+        <w:t xml:space="preserve">Decision grid: three options, rows from your own sheets, every cell filled, a decision explained in two sentences, a look-back date</w:t>
       </w:r>
     </w:p>
     <w:p>
